--- a/Kolotko_V_V-CV-ua.docx
+++ b/Kolotko_V_V-CV-ua.docx
@@ -194,8 +194,6 @@
         </w:rPr>
         <w:t>)</w:t>
       </w:r>
-      <w:bookmarkStart w:id="0" w:name="_GoBack"/>
-      <w:bookmarkEnd w:id="0"/>
     </w:p>
     <w:p>
       <w:pPr>
@@ -207,6 +205,7 @@
         <w:rPr>
           <w:sz w:val="24"/>
           <w:szCs w:val="24"/>
+          <w:lang w:val="en-US"/>
         </w:rPr>
       </w:pPr>
       <w:r>
@@ -223,6 +222,7 @@
           <w:b/>
           <w:sz w:val="24"/>
           <w:szCs w:val="24"/>
+          <w:lang w:val="en-US"/>
         </w:rPr>
         <w:t>-</w:t>
       </w:r>
@@ -240,6 +240,7 @@
           <w:b/>
           <w:sz w:val="24"/>
           <w:szCs w:val="24"/>
+          <w:lang w:val="en-US"/>
         </w:rPr>
         <w:t>:</w:t>
       </w:r>
@@ -247,6 +248,7 @@
         <w:rPr>
           <w:sz w:val="24"/>
           <w:szCs w:val="24"/>
+          <w:lang w:val="en-US"/>
         </w:rPr>
         <w:t xml:space="preserve"> </w:t>
       </w:r>
@@ -265,6 +267,7 @@
             <w:rStyle w:val="a9"/>
             <w:sz w:val="24"/>
             <w:szCs w:val="24"/>
+            <w:lang w:val="en-US"/>
           </w:rPr>
           <w:t>.</w:t>
         </w:r>
@@ -282,6 +285,7 @@
             <w:rStyle w:val="a9"/>
             <w:sz w:val="24"/>
             <w:szCs w:val="24"/>
+            <w:lang w:val="en-US"/>
           </w:rPr>
           <w:t>@</w:t>
         </w:r>
@@ -299,6 +303,7 @@
             <w:rStyle w:val="a9"/>
             <w:sz w:val="24"/>
             <w:szCs w:val="24"/>
+            <w:lang w:val="en-US"/>
           </w:rPr>
           <w:t>.</w:t>
         </w:r>
@@ -347,36 +352,17 @@
         </w:rPr>
         <w:t xml:space="preserve">: </w:t>
       </w:r>
-      <w:r>
-        <w:fldChar w:fldCharType="begin"/>
-      </w:r>
-      <w:r>
-        <w:rPr>
-          <w:lang w:val="en-US"/>
-        </w:rPr>
-        <w:instrText xml:space="preserve"> HYPERLINK "https://www.linkedin.com/in/vladyslav-k-071a491b5/" </w:instrText>
-      </w:r>
-      <w:r>
-        <w:fldChar w:fldCharType="separate"/>
-      </w:r>
-      <w:r>
-        <w:rPr>
-          <w:rStyle w:val="a9"/>
-          <w:sz w:val="24"/>
-          <w:szCs w:val="24"/>
-          <w:lang w:val="en-US"/>
-        </w:rPr>
-        <w:t>https://www.linkedin.com/in/vladyslav-k-071a491b5/</w:t>
-      </w:r>
-      <w:r>
-        <w:rPr>
-          <w:rStyle w:val="a9"/>
-          <w:sz w:val="24"/>
-          <w:szCs w:val="24"/>
-          <w:lang w:val="en-US"/>
-        </w:rPr>
-        <w:fldChar w:fldCharType="end"/>
-      </w:r>
+      <w:hyperlink r:id="rId8" w:history="1">
+        <w:r>
+          <w:rPr>
+            <w:rStyle w:val="a9"/>
+            <w:sz w:val="24"/>
+            <w:szCs w:val="24"/>
+            <w:lang w:val="en-US"/>
+          </w:rPr>
+          <w:t>https://www.linkedin.com/in/vladyslav-k-071a491b5/</w:t>
+        </w:r>
+      </w:hyperlink>
     </w:p>
     <w:p>
       <w:pPr>
@@ -407,7 +393,7 @@
         </w:rPr>
         <w:t xml:space="preserve"> </w:t>
       </w:r>
-      <w:hyperlink r:id="rId8" w:history="1">
+      <w:hyperlink r:id="rId9" w:history="1">
         <w:r>
           <w:rPr>
             <w:rStyle w:val="a9"/>
@@ -3982,7 +3968,25 @@
           <w:szCs w:val="24"/>
           <w:lang w:val="uk-UA"/>
         </w:rPr>
-        <w:t>практичні навички роботи з мовою розмітки HTML5 та таблицями CSS3;</w:t>
+        <w:t>практичні навич</w:t>
+      </w:r>
+      <w:r>
+        <w:rPr>
+          <w:sz w:val="24"/>
+          <w:szCs w:val="24"/>
+          <w:lang w:val="uk-UA"/>
+        </w:rPr>
+        <w:t>ки роботи з мовою розмітки HTML та таблицями CSS</w:t>
+      </w:r>
+      <w:bookmarkStart w:id="0" w:name="_GoBack"/>
+      <w:bookmarkEnd w:id="0"/>
+      <w:r>
+        <w:rPr>
+          <w:sz w:val="24"/>
+          <w:szCs w:val="24"/>
+          <w:lang w:val="uk-UA"/>
+        </w:rPr>
+        <w:t>;</w:t>
       </w:r>
     </w:p>
     <w:p>
@@ -7667,7 +7671,7 @@
 </file>
 
 <file path=customXml/itemProps1.xml><?xml version="1.0" encoding="utf-8"?>
-<ds:datastoreItem xmlns:ds="http://schemas.openxmlformats.org/officeDocument/2006/customXml" ds:itemID="{02BB6A25-18F8-4DD6-911A-5C656ACB112A}">
+<ds:datastoreItem xmlns:ds="http://schemas.openxmlformats.org/officeDocument/2006/customXml" ds:itemID="{1CD3B615-8A8C-4033-AE1D-939486E5BED4}">
   <ds:schemaRefs>
     <ds:schemaRef ds:uri="http://schemas.openxmlformats.org/officeDocument/2006/bibliography"/>
   </ds:schemaRefs>

--- a/Kolotko_V_V-CV-ua.docx
+++ b/Kolotko_V_V-CV-ua.docx
@@ -1238,8 +1238,20 @@
               <w:rPr>
                 <w:b/>
                 <w:sz w:val="24"/>
-              </w:rPr>
-            </w:pPr>
+                <w:lang w:val="uk-UA"/>
+              </w:rPr>
+            </w:pPr>
+          </w:p>
+          <w:p>
+            <w:pPr>
+              <w:jc w:val="both"/>
+              <w:rPr>
+                <w:b/>
+                <w:sz w:val="24"/>
+              </w:rPr>
+            </w:pPr>
+            <w:bookmarkStart w:id="0" w:name="_GoBack"/>
+            <w:bookmarkEnd w:id="0"/>
             <w:r>
               <w:rPr>
                 <w:b/>
@@ -2279,7 +2291,7 @@
                 <w:sz w:val="24"/>
                 <w:lang w:val="uk-UA"/>
               </w:rPr>
-              <w:t xml:space="preserve">виправлення </w:t>
+              <w:t xml:space="preserve">перевірка реалізації сторінок і компонентів на відповідність макетам, функціональним вимогам та </w:t>
             </w:r>
             <w:proofErr w:type="spellStart"/>
             <w:r>
@@ -2287,7 +2299,7 @@
                 <w:sz w:val="24"/>
                 <w:lang w:val="uk-UA"/>
               </w:rPr>
-              <w:t>багів</w:t>
+              <w:t>кросбраузерній</w:t>
             </w:r>
             <w:proofErr w:type="spellEnd"/>
             <w:r>
@@ -2295,30 +2307,7 @@
                 <w:sz w:val="24"/>
                 <w:lang w:val="uk-UA"/>
               </w:rPr>
-              <w:t xml:space="preserve"> і </w:t>
-            </w:r>
-            <w:proofErr w:type="spellStart"/>
-            <w:r>
-              <w:rPr>
-                <w:sz w:val="24"/>
-                <w:lang w:val="uk-UA"/>
-              </w:rPr>
-              <w:t>невідповідностей</w:t>
-            </w:r>
-            <w:proofErr w:type="spellEnd"/>
-            <w:r>
-              <w:rPr>
-                <w:sz w:val="24"/>
-                <w:lang w:val="uk-UA"/>
-              </w:rPr>
-              <w:t xml:space="preserve"> між сторінками веб-сайту та макетом</w:t>
-            </w:r>
-            <w:r>
-              <w:rPr>
-                <w:sz w:val="24"/>
-                <w:lang w:val="uk-UA"/>
-              </w:rPr>
-              <w:t>.</w:t>
+              <w:t xml:space="preserve"> коректності.</w:t>
             </w:r>
           </w:p>
           <w:p>
@@ -2578,15 +2567,8 @@
                 <w:sz w:val="24"/>
                 <w:lang w:val="uk-UA"/>
               </w:rPr>
-              <w:t xml:space="preserve">створення сіток інформаційних веб-сайтів на CMS </w:t>
-            </w:r>
-            <w:r>
-              <w:rPr>
-                <w:sz w:val="24"/>
-                <w:lang w:val="uk-UA"/>
-              </w:rPr>
               <w:lastRenderedPageBreak/>
-              <w:t xml:space="preserve">Word </w:t>
+              <w:t xml:space="preserve">створення сіток інформаційних веб-сайтів на CMS Word </w:t>
             </w:r>
             <w:proofErr w:type="spellStart"/>
             <w:r>
@@ -3894,7 +3876,7 @@
         <w:spacing w:after="120"/>
         <w:rPr>
           <w:sz w:val="24"/>
-          <w:lang w:val="en-US"/>
+          <w:lang w:val="uk-UA"/>
         </w:rPr>
       </w:pPr>
       <w:r>
@@ -3929,181 +3911,245 @@
       <w:pPr>
         <w:spacing w:after="120"/>
         <w:rPr>
-          <w:b/>
           <w:sz w:val="24"/>
-        </w:rPr>
-      </w:pPr>
-      <w:r>
+          <w:lang w:val="uk-UA"/>
+        </w:rPr>
+      </w:pPr>
+    </w:p>
+    <w:p>
+      <w:pPr>
+        <w:spacing w:after="120"/>
         <w:rPr>
           <w:b/>
           <w:sz w:val="24"/>
           <w:lang w:val="uk-UA"/>
         </w:rPr>
-        <w:t>ДАДАТКОВІ ВІДОМОСТІ</w:t>
-      </w:r>
+      </w:pPr>
       <w:r>
         <w:rPr>
           <w:b/>
           <w:sz w:val="24"/>
-        </w:rPr>
-        <w:t>:</w:t>
+          <w:lang w:val="uk-UA"/>
+        </w:rPr>
+        <w:t>ТЕХНІЧНІ НАВИЧКИ</w:t>
       </w:r>
     </w:p>
     <w:p>
       <w:pPr>
-        <w:numPr>
-          <w:ilvl w:val="0"/>
-          <w:numId w:val="23"/>
-        </w:numPr>
-        <w:jc w:val="both"/>
+        <w:spacing w:after="120"/>
         <w:rPr>
           <w:sz w:val="24"/>
-          <w:szCs w:val="24"/>
           <w:lang w:val="uk-UA"/>
         </w:rPr>
       </w:pPr>
       <w:r>
         <w:rPr>
           <w:sz w:val="24"/>
-          <w:szCs w:val="24"/>
           <w:lang w:val="uk-UA"/>
         </w:rPr>
-        <w:t>практичні навич</w:t>
-      </w:r>
-      <w:r>
-        <w:rPr>
-          <w:sz w:val="24"/>
-          <w:szCs w:val="24"/>
-          <w:lang w:val="uk-UA"/>
-        </w:rPr>
-        <w:t>ки роботи з мовою розмітки HTML та таблицями CSS</w:t>
-      </w:r>
-      <w:bookmarkStart w:id="0" w:name="_GoBack"/>
-      <w:bookmarkEnd w:id="0"/>
-      <w:r>
-        <w:rPr>
-          <w:sz w:val="24"/>
-          <w:szCs w:val="24"/>
-          <w:lang w:val="uk-UA"/>
-        </w:rPr>
-        <w:t>;</w:t>
+        <w:t>Верстка: HTML5, CSS3, SCSS</w:t>
       </w:r>
     </w:p>
     <w:p>
       <w:pPr>
-        <w:numPr>
-          <w:ilvl w:val="0"/>
-          <w:numId w:val="23"/>
-        </w:numPr>
-        <w:jc w:val="both"/>
+        <w:spacing w:after="120"/>
         <w:rPr>
           <w:sz w:val="24"/>
-          <w:szCs w:val="24"/>
           <w:lang w:val="uk-UA"/>
         </w:rPr>
       </w:pPr>
+      <w:proofErr w:type="spellStart"/>
       <w:r>
         <w:rPr>
           <w:sz w:val="24"/>
-          <w:szCs w:val="24"/>
           <w:lang w:val="uk-UA"/>
         </w:rPr>
-        <w:t xml:space="preserve">навички роботи з </w:t>
+        <w:t>JavaScript</w:t>
+      </w:r>
+      <w:proofErr w:type="spellEnd"/>
+      <w:r>
+        <w:rPr>
+          <w:sz w:val="24"/>
+          <w:lang w:val="uk-UA"/>
+        </w:rPr>
+        <w:t xml:space="preserve">: </w:t>
       </w:r>
       <w:proofErr w:type="spellStart"/>
       <w:r>
         <w:rPr>
           <w:sz w:val="24"/>
-          <w:szCs w:val="24"/>
           <w:lang w:val="uk-UA"/>
         </w:rPr>
-        <w:t>Prepros</w:t>
+        <w:t>JavaScript</w:t>
       </w:r>
       <w:proofErr w:type="spellEnd"/>
       <w:r>
         <w:rPr>
           <w:sz w:val="24"/>
-          <w:szCs w:val="24"/>
           <w:lang w:val="uk-UA"/>
         </w:rPr>
-        <w:t xml:space="preserve"> SCSS;</w:t>
-      </w:r>
-    </w:p>
-    <w:p>
-      <w:pPr>
-        <w:numPr>
-          <w:ilvl w:val="0"/>
-          <w:numId w:val="23"/>
-        </w:numPr>
-        <w:jc w:val="both"/>
-        <w:rPr>
-          <w:sz w:val="24"/>
-          <w:szCs w:val="24"/>
-          <w:lang w:val="uk-UA"/>
-        </w:rPr>
-      </w:pPr>
-      <w:r>
-        <w:rPr>
-          <w:sz w:val="24"/>
-          <w:szCs w:val="24"/>
-          <w:lang w:val="uk-UA"/>
-        </w:rPr>
-        <w:t xml:space="preserve">практичні навички роботи із системою управління версіями </w:t>
+        <w:t xml:space="preserve">, </w:t>
       </w:r>
       <w:proofErr w:type="spellStart"/>
       <w:r>
         <w:rPr>
           <w:sz w:val="24"/>
-          <w:szCs w:val="24"/>
+          <w:lang w:val="uk-UA"/>
+        </w:rPr>
+        <w:t>jQuery</w:t>
+      </w:r>
+      <w:proofErr w:type="spellEnd"/>
+    </w:p>
+    <w:p>
+      <w:pPr>
+        <w:spacing w:after="120"/>
+        <w:rPr>
+          <w:sz w:val="24"/>
+          <w:lang w:val="uk-UA"/>
+        </w:rPr>
+      </w:pPr>
+      <w:r>
+        <w:rPr>
+          <w:sz w:val="24"/>
+          <w:lang w:val="uk-UA"/>
+        </w:rPr>
+        <w:t>CSS-</w:t>
+      </w:r>
+      <w:proofErr w:type="spellStart"/>
+      <w:r>
+        <w:rPr>
+          <w:sz w:val="24"/>
+          <w:lang w:val="uk-UA"/>
+        </w:rPr>
+        <w:t>фреймворки</w:t>
+      </w:r>
+      <w:proofErr w:type="spellEnd"/>
+      <w:r>
+        <w:rPr>
+          <w:sz w:val="24"/>
+          <w:lang w:val="uk-UA"/>
+        </w:rPr>
+        <w:t xml:space="preserve">: </w:t>
+      </w:r>
+      <w:proofErr w:type="spellStart"/>
+      <w:r>
+        <w:rPr>
+          <w:sz w:val="24"/>
+          <w:lang w:val="uk-UA"/>
+        </w:rPr>
+        <w:t>Tailwind</w:t>
+      </w:r>
+      <w:proofErr w:type="spellEnd"/>
+      <w:r>
+        <w:rPr>
+          <w:sz w:val="24"/>
+          <w:lang w:val="uk-UA"/>
+        </w:rPr>
+        <w:t xml:space="preserve"> CSS, </w:t>
+      </w:r>
+      <w:proofErr w:type="spellStart"/>
+      <w:r>
+        <w:rPr>
+          <w:sz w:val="24"/>
+          <w:lang w:val="uk-UA"/>
+        </w:rPr>
+        <w:t>Bootstrap</w:t>
+      </w:r>
+      <w:proofErr w:type="spellEnd"/>
+    </w:p>
+    <w:p>
+      <w:pPr>
+        <w:spacing w:after="120"/>
+        <w:rPr>
+          <w:sz w:val="24"/>
+          <w:lang w:val="uk-UA"/>
+        </w:rPr>
+      </w:pPr>
+      <w:r>
+        <w:rPr>
+          <w:sz w:val="24"/>
+          <w:lang w:val="uk-UA"/>
+        </w:rPr>
+        <w:t xml:space="preserve">CMS: </w:t>
+      </w:r>
+      <w:proofErr w:type="spellStart"/>
+      <w:r>
+        <w:rPr>
+          <w:sz w:val="24"/>
+          <w:lang w:val="uk-UA"/>
+        </w:rPr>
+        <w:t>WordPress</w:t>
+      </w:r>
+      <w:proofErr w:type="spellEnd"/>
+    </w:p>
+    <w:p>
+      <w:pPr>
+        <w:spacing w:after="120"/>
+        <w:rPr>
+          <w:sz w:val="24"/>
+          <w:lang w:val="uk-UA"/>
+        </w:rPr>
+      </w:pPr>
+      <w:r>
+        <w:rPr>
+          <w:sz w:val="24"/>
+          <w:lang w:val="uk-UA"/>
+        </w:rPr>
+        <w:t xml:space="preserve">Система контролю версій: </w:t>
+      </w:r>
+      <w:proofErr w:type="spellStart"/>
+      <w:r>
+        <w:rPr>
+          <w:sz w:val="24"/>
           <w:lang w:val="uk-UA"/>
         </w:rPr>
         <w:t>Git</w:t>
       </w:r>
       <w:proofErr w:type="spellEnd"/>
-      <w:r>
-        <w:rPr>
-          <w:sz w:val="24"/>
-          <w:szCs w:val="24"/>
-          <w:lang w:val="uk-UA"/>
-        </w:rPr>
-        <w:t>;</w:t>
-      </w:r>
     </w:p>
     <w:p>
       <w:pPr>
-        <w:numPr>
-          <w:ilvl w:val="0"/>
-          <w:numId w:val="23"/>
-        </w:numPr>
-        <w:jc w:val="both"/>
+        <w:spacing w:after="120"/>
         <w:rPr>
           <w:sz w:val="24"/>
-          <w:szCs w:val="24"/>
           <w:lang w:val="uk-UA"/>
         </w:rPr>
       </w:pPr>
       <w:r>
         <w:rPr>
           <w:sz w:val="24"/>
-          <w:szCs w:val="24"/>
           <w:lang w:val="uk-UA"/>
         </w:rPr>
-        <w:t xml:space="preserve">навички роботи з </w:t>
+        <w:t xml:space="preserve">Графічні редактори: </w:t>
       </w:r>
       <w:proofErr w:type="spellStart"/>
       <w:r>
         <w:rPr>
           <w:sz w:val="24"/>
-          <w:szCs w:val="24"/>
           <w:lang w:val="uk-UA"/>
         </w:rPr>
-        <w:t>фреймворками</w:t>
+        <w:t>Figma</w:t>
       </w:r>
       <w:proofErr w:type="spellEnd"/>
       <w:r>
         <w:rPr>
           <w:sz w:val="24"/>
-          <w:szCs w:val="24"/>
+          <w:lang w:val="uk-UA"/>
+        </w:rPr>
+        <w:t xml:space="preserve">, </w:t>
+      </w:r>
+      <w:proofErr w:type="spellStart"/>
+      <w:r>
+        <w:rPr>
+          <w:sz w:val="24"/>
+          <w:lang w:val="uk-UA"/>
+        </w:rPr>
+        <w:t>Adobe</w:t>
+      </w:r>
+      <w:proofErr w:type="spellEnd"/>
+      <w:r>
+        <w:rPr>
+          <w:sz w:val="24"/>
           <w:lang w:val="uk-UA"/>
         </w:rPr>
         <w:t xml:space="preserve"> </w:t>
@@ -4112,16 +4158,14 @@
       <w:r>
         <w:rPr>
           <w:sz w:val="24"/>
-          <w:szCs w:val="24"/>
           <w:lang w:val="uk-UA"/>
         </w:rPr>
-        <w:t>Bootstrap</w:t>
+        <w:t>Photoshop</w:t>
       </w:r>
       <w:proofErr w:type="spellEnd"/>
       <w:r>
         <w:rPr>
           <w:sz w:val="24"/>
-          <w:szCs w:val="24"/>
           <w:lang w:val="uk-UA"/>
         </w:rPr>
         <w:t xml:space="preserve">, </w:t>
@@ -4130,157 +4174,6 @@
       <w:r>
         <w:rPr>
           <w:sz w:val="24"/>
-          <w:szCs w:val="24"/>
-          <w:lang w:val="uk-UA"/>
-        </w:rPr>
-        <w:t>Tailwind</w:t>
-      </w:r>
-      <w:proofErr w:type="spellEnd"/>
-      <w:r>
-        <w:rPr>
-          <w:sz w:val="24"/>
-          <w:szCs w:val="24"/>
-          <w:lang w:val="uk-UA"/>
-        </w:rPr>
-        <w:t>;</w:t>
-      </w:r>
-    </w:p>
-    <w:p>
-      <w:pPr>
-        <w:numPr>
-          <w:ilvl w:val="0"/>
-          <w:numId w:val="23"/>
-        </w:numPr>
-        <w:jc w:val="both"/>
-        <w:rPr>
-          <w:sz w:val="24"/>
-          <w:szCs w:val="24"/>
-          <w:lang w:val="uk-UA"/>
-        </w:rPr>
-      </w:pPr>
-      <w:r>
-        <w:rPr>
-          <w:sz w:val="24"/>
-          <w:szCs w:val="24"/>
-          <w:lang w:val="uk-UA"/>
-        </w:rPr>
-        <w:t>н</w:t>
-      </w:r>
-      <w:r>
-        <w:rPr>
-          <w:sz w:val="24"/>
-          <w:szCs w:val="24"/>
-          <w:lang w:val="uk-UA"/>
-        </w:rPr>
-        <w:t>авички роботи з JS</w:t>
-      </w:r>
-      <w:r>
-        <w:rPr>
-          <w:sz w:val="24"/>
-          <w:szCs w:val="24"/>
-          <w:lang w:val="uk-UA"/>
-        </w:rPr>
-        <w:t xml:space="preserve">, </w:t>
-      </w:r>
-      <w:proofErr w:type="spellStart"/>
-      <w:r>
-        <w:rPr>
-          <w:sz w:val="24"/>
-          <w:szCs w:val="24"/>
-          <w:lang w:val="uk-UA"/>
-        </w:rPr>
-        <w:t>jQuery</w:t>
-      </w:r>
-      <w:proofErr w:type="spellEnd"/>
-      <w:r>
-        <w:rPr>
-          <w:sz w:val="24"/>
-          <w:szCs w:val="24"/>
-          <w:lang w:val="uk-UA"/>
-        </w:rPr>
-        <w:t>;</w:t>
-      </w:r>
-    </w:p>
-    <w:p>
-      <w:pPr>
-        <w:numPr>
-          <w:ilvl w:val="0"/>
-          <w:numId w:val="23"/>
-        </w:numPr>
-        <w:jc w:val="both"/>
-        <w:rPr>
-          <w:sz w:val="24"/>
-          <w:szCs w:val="24"/>
-          <w:lang w:val="uk-UA"/>
-        </w:rPr>
-      </w:pPr>
-      <w:r>
-        <w:rPr>
-          <w:sz w:val="24"/>
-          <w:szCs w:val="24"/>
-          <w:lang w:val="uk-UA"/>
-        </w:rPr>
-        <w:t xml:space="preserve">навички роботи </w:t>
-      </w:r>
-      <w:proofErr w:type="spellStart"/>
-      <w:r>
-        <w:rPr>
-          <w:sz w:val="24"/>
-          <w:szCs w:val="24"/>
-          <w:lang w:val="uk-UA"/>
-        </w:rPr>
-        <w:t>Figma</w:t>
-      </w:r>
-      <w:proofErr w:type="spellEnd"/>
-      <w:r>
-        <w:rPr>
-          <w:sz w:val="24"/>
-          <w:szCs w:val="24"/>
-          <w:lang w:val="uk-UA"/>
-        </w:rPr>
-        <w:t xml:space="preserve">, </w:t>
-      </w:r>
-      <w:proofErr w:type="spellStart"/>
-      <w:r>
-        <w:rPr>
-          <w:sz w:val="24"/>
-          <w:szCs w:val="24"/>
-          <w:lang w:val="uk-UA"/>
-        </w:rPr>
-        <w:t>Avocode</w:t>
-      </w:r>
-      <w:proofErr w:type="spellEnd"/>
-      <w:r>
-        <w:rPr>
-          <w:sz w:val="24"/>
-          <w:szCs w:val="24"/>
-          <w:lang w:val="uk-UA"/>
-        </w:rPr>
-        <w:t xml:space="preserve">, </w:t>
-      </w:r>
-      <w:proofErr w:type="spellStart"/>
-      <w:r>
-        <w:rPr>
-          <w:sz w:val="24"/>
-          <w:szCs w:val="24"/>
-          <w:lang w:val="uk-UA"/>
-        </w:rPr>
-        <w:t>Photoshop</w:t>
-      </w:r>
-      <w:proofErr w:type="spellEnd"/>
-      <w:r>
-        <w:rPr>
-          <w:sz w:val="24"/>
-          <w:szCs w:val="24"/>
-          <w:lang w:val="uk-UA"/>
-        </w:rPr>
-        <w:t xml:space="preserve">, </w:t>
-      </w:r>
-      <w:proofErr w:type="spellStart"/>
-      <w:r>
-        <w:rPr>
-          <w:sz w:val="24"/>
-          <w:szCs w:val="24"/>
           <w:lang w:val="uk-UA"/>
         </w:rPr>
         <w:t>Adobe</w:t>
@@ -4289,19 +4182,67 @@
       <w:r>
         <w:rPr>
           <w:sz w:val="24"/>
-          <w:szCs w:val="24"/>
           <w:lang w:val="uk-UA"/>
         </w:rPr>
-        <w:t xml:space="preserve"> XD;</w:t>
+        <w:t xml:space="preserve"> XD, </w:t>
+      </w:r>
+      <w:proofErr w:type="spellStart"/>
+      <w:r>
+        <w:rPr>
+          <w:sz w:val="24"/>
+          <w:lang w:val="uk-UA"/>
+        </w:rPr>
+        <w:t>Avocode</w:t>
+      </w:r>
+      <w:proofErr w:type="spellEnd"/>
+    </w:p>
+    <w:p>
+      <w:pPr>
+        <w:spacing w:after="120"/>
+        <w:rPr>
+          <w:b/>
+          <w:sz w:val="24"/>
+          <w:lang w:val="uk-UA"/>
+        </w:rPr>
+      </w:pPr>
+    </w:p>
+    <w:p>
+      <w:pPr>
+        <w:spacing w:after="120"/>
+        <w:rPr>
+          <w:b/>
+          <w:sz w:val="24"/>
+          <w:lang w:val="uk-UA"/>
+        </w:rPr>
+      </w:pPr>
+      <w:r>
+        <w:rPr>
+          <w:b/>
+          <w:sz w:val="24"/>
+          <w:lang w:val="uk-UA"/>
+        </w:rPr>
+        <w:t>МОВИ</w:t>
       </w:r>
     </w:p>
     <w:p>
       <w:pPr>
-        <w:numPr>
-          <w:ilvl w:val="0"/>
-          <w:numId w:val="23"/>
-        </w:numPr>
-        <w:jc w:val="both"/>
+        <w:spacing w:after="120"/>
+        <w:rPr>
+          <w:sz w:val="24"/>
+          <w:lang w:val="uk-UA"/>
+        </w:rPr>
+      </w:pPr>
+      <w:r>
+        <w:rPr>
+          <w:sz w:val="24"/>
+          <w:lang w:val="uk-UA"/>
+        </w:rPr>
+        <w:t>Українська — рідна</w:t>
+      </w:r>
+    </w:p>
+    <w:p>
+      <w:pPr>
+        <w:spacing w:after="120"/>
         <w:rPr>
           <w:sz w:val="24"/>
           <w:szCs w:val="24"/>
@@ -4311,16 +4252,14 @@
       <w:r>
         <w:rPr>
           <w:sz w:val="24"/>
-          <w:szCs w:val="24"/>
           <w:lang w:val="uk-UA"/>
         </w:rPr>
-        <w:t xml:space="preserve">англійська – </w:t>
+        <w:t xml:space="preserve">Англійська — </w:t>
       </w:r>
       <w:proofErr w:type="spellStart"/>
       <w:r>
         <w:rPr>
           <w:sz w:val="24"/>
-          <w:szCs w:val="24"/>
           <w:lang w:val="uk-UA"/>
         </w:rPr>
         <w:t>Intermediate</w:t>
@@ -4329,26 +4268,9 @@
       <w:r>
         <w:rPr>
           <w:sz w:val="24"/>
-          <w:szCs w:val="24"/>
           <w:lang w:val="uk-UA"/>
         </w:rPr>
-        <w:t xml:space="preserve"> (</w:t>
-      </w:r>
-      <w:r>
-        <w:rPr>
-          <w:sz w:val="24"/>
-          <w:szCs w:val="24"/>
-          <w:lang w:val="en-US"/>
-        </w:rPr>
-        <w:t>B1</w:t>
-      </w:r>
-      <w:r>
-        <w:rPr>
-          <w:sz w:val="24"/>
-          <w:szCs w:val="24"/>
-          <w:lang w:val="uk-UA"/>
-        </w:rPr>
-        <w:t>).</w:t>
+        <w:t xml:space="preserve"> (B1)</w:t>
       </w:r>
     </w:p>
     <w:sectPr>
@@ -7671,7 +7593,7 @@
 </file>
 
 <file path=customXml/itemProps1.xml><?xml version="1.0" encoding="utf-8"?>
-<ds:datastoreItem xmlns:ds="http://schemas.openxmlformats.org/officeDocument/2006/customXml" ds:itemID="{1CD3B615-8A8C-4033-AE1D-939486E5BED4}">
+<ds:datastoreItem xmlns:ds="http://schemas.openxmlformats.org/officeDocument/2006/customXml" ds:itemID="{414DEDFB-FFA7-4836-ACE9-76CE26E1BD71}">
   <ds:schemaRefs>
     <ds:schemaRef ds:uri="http://schemas.openxmlformats.org/officeDocument/2006/bibliography"/>
   </ds:schemaRefs>

--- a/Kolotko_V_V-CV-ua.docx
+++ b/Kolotko_V_V-CV-ua.docx
@@ -90,41 +90,15 @@
           <w:sz w:val="28"/>
           <w:szCs w:val="28"/>
         </w:rPr>
-        <w:t>; +38</w:t>
+        <w:t>;</w:t>
       </w:r>
       <w:r>
         <w:rPr>
           <w:b/>
           <w:sz w:val="28"/>
           <w:szCs w:val="28"/>
-          <w:lang w:val="en-US"/>
-        </w:rPr>
-        <w:t> </w:t>
-      </w:r>
-      <w:r>
-        <w:rPr>
-          <w:b/>
-          <w:sz w:val="28"/>
-          <w:szCs w:val="28"/>
-        </w:rPr>
-        <w:t>098</w:t>
-      </w:r>
-      <w:r>
-        <w:rPr>
-          <w:b/>
-          <w:sz w:val="28"/>
-          <w:szCs w:val="28"/>
-          <w:lang w:val="en-US"/>
-        </w:rPr>
-        <w:t> </w:t>
-      </w:r>
-      <w:r>
-        <w:rPr>
-          <w:b/>
-          <w:sz w:val="28"/>
-          <w:szCs w:val="28"/>
-        </w:rPr>
-        <w:t>856 25 45; +38</w:t>
+        </w:rPr>
+        <w:t xml:space="preserve"> +38</w:t>
       </w:r>
       <w:r>
         <w:rPr>
@@ -1250,8 +1224,6 @@
                 <w:sz w:val="24"/>
               </w:rPr>
             </w:pPr>
-            <w:bookmarkStart w:id="0" w:name="_GoBack"/>
-            <w:bookmarkEnd w:id="0"/>
             <w:r>
               <w:rPr>
                 <w:b/>
@@ -1903,7 +1875,23 @@
                 <w:sz w:val="24"/>
                 <w:lang w:val="en-US"/>
               </w:rPr>
-              <w:t xml:space="preserve"> (HTML, CSS)</w:t>
+              <w:t xml:space="preserve"> (HTML, CSS</w:t>
+            </w:r>
+            <w:r>
+              <w:rPr>
+                <w:b/>
+                <w:sz w:val="24"/>
+                <w:lang w:val="en-US"/>
+              </w:rPr>
+              <w:t>, JS</w:t>
+            </w:r>
+            <w:r>
+              <w:rPr>
+                <w:b/>
+                <w:sz w:val="24"/>
+                <w:lang w:val="en-US"/>
+              </w:rPr>
+              <w:t>)</w:t>
             </w:r>
             <w:r>
               <w:rPr>
@@ -3686,7 +3674,33 @@
                 <w:szCs w:val="24"/>
                 <w:lang w:val="uk-UA"/>
               </w:rPr>
-              <w:t>ХАРКІВСЬКИЙ НАЦІОНАЛЬНИЙ ЕКОНОМІЧНИЙ УНІВЕРСИТЕТ (ХНЕУ, колишній ІНЖЕК), м. Харків</w:t>
+              <w:t>ХАРКІВСЬКИЙ НАЦІОНАЛЬНИЙ ЕКОНОМІЧНИЙ УНІВЕРСИТЕТ</w:t>
+            </w:r>
+            <w:r>
+              <w:rPr>
+                <w:sz w:val="24"/>
+                <w:szCs w:val="24"/>
+                <w:lang w:val="uk-UA"/>
+              </w:rPr>
+              <w:t xml:space="preserve"> ІМЕНІ СЕМЕНА КУЗНЕЦЯ</w:t>
+            </w:r>
+            <w:r>
+              <w:rPr>
+                <w:sz w:val="24"/>
+                <w:szCs w:val="24"/>
+                <w:lang w:val="uk-UA"/>
+              </w:rPr>
+              <w:t xml:space="preserve"> </w:t>
+            </w:r>
+            <w:bookmarkStart w:id="0" w:name="_GoBack"/>
+            <w:bookmarkEnd w:id="0"/>
+            <w:r>
+              <w:rPr>
+                <w:sz w:val="24"/>
+                <w:szCs w:val="24"/>
+                <w:lang w:val="uk-UA"/>
+              </w:rPr>
+              <w:t>(ХНЕУ, колишній ІНЖЕК), м. Харків</w:t>
             </w:r>
           </w:p>
           <w:p>
@@ -3845,7 +3859,6 @@
           <w:color w:val="0F0F0F"/>
           <w:lang w:val="uk-UA"/>
         </w:rPr>
-        <w:lastRenderedPageBreak/>
         <w:t>КУРС</w:t>
       </w:r>
       <w:r>
@@ -4045,7 +4058,7 @@
           <w:sz w:val="24"/>
           <w:lang w:val="uk-UA"/>
         </w:rPr>
-        <w:t xml:space="preserve"> CSS, </w:t>
+        <w:t xml:space="preserve">, </w:t>
       </w:r>
       <w:proofErr w:type="spellStart"/>
       <w:r>
@@ -4128,7 +4141,14 @@
           <w:sz w:val="24"/>
           <w:lang w:val="uk-UA"/>
         </w:rPr>
-        <w:t>Figma</w:t>
+        <w:t>Fi</w:t>
+      </w:r>
+      <w:r>
+        <w:rPr>
+          <w:sz w:val="24"/>
+          <w:lang w:val="uk-UA"/>
+        </w:rPr>
+        <w:t>gma</w:t>
       </w:r>
       <w:proofErr w:type="spellEnd"/>
       <w:r>
@@ -4184,17 +4204,8 @@
           <w:sz w:val="24"/>
           <w:lang w:val="uk-UA"/>
         </w:rPr>
-        <w:t xml:space="preserve"> XD, </w:t>
+        <w:t xml:space="preserve"> XD</w:t>
       </w:r>
-      <w:proofErr w:type="spellStart"/>
-      <w:r>
-        <w:rPr>
-          <w:sz w:val="24"/>
-          <w:lang w:val="uk-UA"/>
-        </w:rPr>
-        <w:t>Avocode</w:t>
-      </w:r>
-      <w:proofErr w:type="spellEnd"/>
     </w:p>
     <w:p>
       <w:pPr>
@@ -7593,7 +7604,7 @@
 </file>
 
 <file path=customXml/itemProps1.xml><?xml version="1.0" encoding="utf-8"?>
-<ds:datastoreItem xmlns:ds="http://schemas.openxmlformats.org/officeDocument/2006/customXml" ds:itemID="{414DEDFB-FFA7-4836-ACE9-76CE26E1BD71}">
+<ds:datastoreItem xmlns:ds="http://schemas.openxmlformats.org/officeDocument/2006/customXml" ds:itemID="{DD04B301-B834-4F19-BEB4-B3A35B976221}">
   <ds:schemaRefs>
     <ds:schemaRef ds:uri="http://schemas.openxmlformats.org/officeDocument/2006/bibliography"/>
   </ds:schemaRefs>
